--- a/templates/BRGY-BP.docx
+++ b/templates/BRGY-BP.docx
@@ -336,7 +336,6 @@
                               <w:t>{</w:t>
                             </w:r>
                             <w:proofErr w:type="spellStart"/>
-                            <w:proofErr w:type="gramStart"/>
                             <w:r>
                               <w:rPr>
                                 <w:rFonts w:ascii="Times New Roman" w:hAnsi="Times New Roman" w:cs="Times New Roman"/>
@@ -346,9 +345,9 @@
                                 <w:szCs w:val="24"/>
                                 <w:u w:val="single"/>
                               </w:rPr>
-                              <w:t>d.business</w:t>
-                            </w:r>
-                            <w:proofErr w:type="gramEnd"/>
+                              <w:t>d.business_name</w:t>
+                            </w:r>
+                            <w:proofErr w:type="spellEnd"/>
                             <w:r>
                               <w:rPr>
                                 <w:rFonts w:ascii="Times New Roman" w:hAnsi="Times New Roman" w:cs="Times New Roman"/>
@@ -358,14 +357,49 @@
                                 <w:szCs w:val="24"/>
                                 <w:u w:val="single"/>
                               </w:rPr>
-                              <w:t>_name</w:t>
+                              <w:t>}</w:t>
+                            </w:r>
+                          </w:p>
+                          <w:p>
+                            <w:pPr>
+                              <w:spacing w:after="0" w:line="360" w:lineRule="auto"/>
+                              <w:rPr>
+                                <w:rFonts w:ascii="Times New Roman" w:hAnsi="Times New Roman" w:cs="Times New Roman"/>
+                                <w:sz w:val="24"/>
+                                <w:szCs w:val="24"/>
+                              </w:rPr>
+                            </w:pPr>
+                            <w:r>
+                              <w:rPr>
+                                <w:rFonts w:ascii="Times New Roman" w:hAnsi="Times New Roman" w:cs="Times New Roman"/>
+                                <w:sz w:val="24"/>
+                                <w:szCs w:val="24"/>
+                              </w:rPr>
+                              <w:t xml:space="preserve">Name of Applicant: </w:t>
+                            </w:r>
+                            <w:r>
+                              <w:rPr>
+                                <w:rFonts w:ascii="Times New Roman" w:hAnsi="Times New Roman" w:cs="Times New Roman"/>
+                                <w:sz w:val="24"/>
+                                <w:szCs w:val="24"/>
+                                <w:u w:val="single"/>
+                              </w:rPr>
+                              <w:t>{</w:t>
+                            </w:r>
+                            <w:proofErr w:type="spellStart"/>
+                            <w:r>
+                              <w:rPr>
+                                <w:rFonts w:ascii="Times New Roman" w:hAnsi="Times New Roman" w:cs="Times New Roman"/>
+                                <w:sz w:val="24"/>
+                                <w:szCs w:val="24"/>
+                                <w:u w:val="single"/>
+                              </w:rPr>
+                              <w:t>d.full_name</w:t>
                             </w:r>
                             <w:proofErr w:type="spellEnd"/>
                             <w:r>
                               <w:rPr>
                                 <w:rFonts w:ascii="Times New Roman" w:hAnsi="Times New Roman" w:cs="Times New Roman"/>
-                                <w:b/>
-                                <w:bCs/>
                                 <w:sz w:val="24"/>
                                 <w:szCs w:val="24"/>
                                 <w:u w:val="single"/>
@@ -388,7 +422,15 @@
                                 <w:sz w:val="24"/>
                                 <w:szCs w:val="24"/>
                               </w:rPr>
-                              <w:t xml:space="preserve">Name of Applicant: </w:t>
+                              <w:t>Address</w:t>
+                            </w:r>
+                            <w:r>
+                              <w:rPr>
+                                <w:rFonts w:ascii="Times New Roman" w:hAnsi="Times New Roman" w:cs="Times New Roman"/>
+                                <w:sz w:val="24"/>
+                                <w:szCs w:val="24"/>
+                              </w:rPr>
+                              <w:t xml:space="preserve">: </w:t>
                             </w:r>
                             <w:r>
                               <w:rPr>
@@ -400,7 +442,6 @@
                               <w:t>{</w:t>
                             </w:r>
                             <w:proofErr w:type="spellStart"/>
-                            <w:proofErr w:type="gramStart"/>
                             <w:r>
                               <w:rPr>
                                 <w:rFonts w:ascii="Times New Roman" w:hAnsi="Times New Roman" w:cs="Times New Roman"/>
@@ -408,9 +449,9 @@
                                 <w:szCs w:val="24"/>
                                 <w:u w:val="single"/>
                               </w:rPr>
-                              <w:t>d.full</w:t>
-                            </w:r>
-                            <w:proofErr w:type="gramEnd"/>
+                              <w:t>d.address</w:t>
+                            </w:r>
+                            <w:proofErr w:type="spellEnd"/>
                             <w:r>
                               <w:rPr>
                                 <w:rFonts w:ascii="Times New Roman" w:hAnsi="Times New Roman" w:cs="Times New Roman"/>
@@ -418,9 +459,26 @@
                                 <w:szCs w:val="24"/>
                                 <w:u w:val="single"/>
                               </w:rPr>
-                              <w:t>_name</w:t>
-                            </w:r>
-                            <w:proofErr w:type="spellEnd"/>
+                              <w:t>}</w:t>
+                            </w:r>
+                          </w:p>
+                          <w:p>
+                            <w:pPr>
+                              <w:spacing w:after="0" w:line="360" w:lineRule="auto"/>
+                              <w:rPr>
+                                <w:rFonts w:ascii="Times New Roman" w:hAnsi="Times New Roman" w:cs="Times New Roman"/>
+                                <w:sz w:val="24"/>
+                                <w:szCs w:val="24"/>
+                              </w:rPr>
+                            </w:pPr>
+                            <w:r>
+                              <w:rPr>
+                                <w:rFonts w:ascii="Times New Roman" w:hAnsi="Times New Roman" w:cs="Times New Roman"/>
+                                <w:sz w:val="24"/>
+                                <w:szCs w:val="24"/>
+                              </w:rPr>
+                              <w:t xml:space="preserve">Kind of Business: </w:t>
+                            </w:r>
                             <w:r>
                               <w:rPr>
                                 <w:rFonts w:ascii="Times New Roman" w:hAnsi="Times New Roman" w:cs="Times New Roman"/>
@@ -428,34 +486,9 @@
                                 <w:szCs w:val="24"/>
                                 <w:u w:val="single"/>
                               </w:rPr>
-                              <w:t>}</w:t>
-                            </w:r>
-                          </w:p>
-                          <w:p>
-                            <w:pPr>
-                              <w:spacing w:after="0" w:line="360" w:lineRule="auto"/>
-                              <w:rPr>
-                                <w:rFonts w:ascii="Times New Roman" w:hAnsi="Times New Roman" w:cs="Times New Roman"/>
-                                <w:sz w:val="24"/>
-                                <w:szCs w:val="24"/>
-                              </w:rPr>
-                            </w:pPr>
-                            <w:r>
-                              <w:rPr>
-                                <w:rFonts w:ascii="Times New Roman" w:hAnsi="Times New Roman" w:cs="Times New Roman"/>
-                                <w:sz w:val="24"/>
-                                <w:szCs w:val="24"/>
-                              </w:rPr>
-                              <w:t>Address</w:t>
-                            </w:r>
-                            <w:r>
-                              <w:rPr>
-                                <w:rFonts w:ascii="Times New Roman" w:hAnsi="Times New Roman" w:cs="Times New Roman"/>
-                                <w:sz w:val="24"/>
-                                <w:szCs w:val="24"/>
-                              </w:rPr>
-                              <w:t xml:space="preserve">: </w:t>
-                            </w:r>
+                              <w:t>{</w:t>
+                            </w:r>
+                            <w:proofErr w:type="spellStart"/>
                             <w:r>
                               <w:rPr>
                                 <w:rFonts w:ascii="Times New Roman" w:hAnsi="Times New Roman" w:cs="Times New Roman"/>
@@ -463,77 +496,7 @@
                                 <w:szCs w:val="24"/>
                                 <w:u w:val="single"/>
                               </w:rPr>
-                              <w:t>{</w:t>
-                            </w:r>
-                            <w:proofErr w:type="spellStart"/>
-                            <w:proofErr w:type="gramStart"/>
-                            <w:r>
-                              <w:rPr>
-                                <w:rFonts w:ascii="Times New Roman" w:hAnsi="Times New Roman" w:cs="Times New Roman"/>
-                                <w:sz w:val="24"/>
-                                <w:szCs w:val="24"/>
-                                <w:u w:val="single"/>
-                              </w:rPr>
-                              <w:t>d.address</w:t>
-                            </w:r>
-                            <w:proofErr w:type="spellEnd"/>
-                            <w:proofErr w:type="gramEnd"/>
-                            <w:r>
-                              <w:rPr>
-                                <w:rFonts w:ascii="Times New Roman" w:hAnsi="Times New Roman" w:cs="Times New Roman"/>
-                                <w:sz w:val="24"/>
-                                <w:szCs w:val="24"/>
-                                <w:u w:val="single"/>
-                              </w:rPr>
-                              <w:t>}</w:t>
-                            </w:r>
-                          </w:p>
-                          <w:p>
-                            <w:pPr>
-                              <w:spacing w:after="0" w:line="360" w:lineRule="auto"/>
-                              <w:rPr>
-                                <w:rFonts w:ascii="Times New Roman" w:hAnsi="Times New Roman" w:cs="Times New Roman"/>
-                                <w:sz w:val="24"/>
-                                <w:szCs w:val="24"/>
-                              </w:rPr>
-                            </w:pPr>
-                            <w:r>
-                              <w:rPr>
-                                <w:rFonts w:ascii="Times New Roman" w:hAnsi="Times New Roman" w:cs="Times New Roman"/>
-                                <w:sz w:val="24"/>
-                                <w:szCs w:val="24"/>
-                              </w:rPr>
-                              <w:t xml:space="preserve">Kind of Business: </w:t>
-                            </w:r>
-                            <w:r>
-                              <w:rPr>
-                                <w:rFonts w:ascii="Times New Roman" w:hAnsi="Times New Roman" w:cs="Times New Roman"/>
-                                <w:sz w:val="24"/>
-                                <w:szCs w:val="24"/>
-                                <w:u w:val="single"/>
-                              </w:rPr>
-                              <w:t>{</w:t>
-                            </w:r>
-                            <w:proofErr w:type="spellStart"/>
-                            <w:proofErr w:type="gramStart"/>
-                            <w:r>
-                              <w:rPr>
-                                <w:rFonts w:ascii="Times New Roman" w:hAnsi="Times New Roman" w:cs="Times New Roman"/>
-                                <w:sz w:val="24"/>
-                                <w:szCs w:val="24"/>
-                                <w:u w:val="single"/>
-                              </w:rPr>
-                              <w:t>d.business</w:t>
-                            </w:r>
-                            <w:proofErr w:type="gramEnd"/>
-                            <w:r>
-                              <w:rPr>
-                                <w:rFonts w:ascii="Times New Roman" w:hAnsi="Times New Roman" w:cs="Times New Roman"/>
-                                <w:sz w:val="24"/>
-                                <w:szCs w:val="24"/>
-                                <w:u w:val="single"/>
-                              </w:rPr>
-                              <w:t>_kind</w:t>
+                              <w:t>d.business_kind</w:t>
                             </w:r>
                             <w:proofErr w:type="spellEnd"/>
                             <w:r>
@@ -676,7 +639,6 @@
                               <w:t>{</w:t>
                             </w:r>
                             <w:proofErr w:type="spellStart"/>
-                            <w:proofErr w:type="gramStart"/>
                             <w:r>
                               <w:rPr>
                                 <w:rFonts w:ascii="Times New Roman" w:hAnsi="Times New Roman" w:cs="Times New Roman"/>
@@ -687,7 +649,6 @@
                               <w:t>d.year</w:t>
                             </w:r>
                             <w:proofErr w:type="spellEnd"/>
-                            <w:proofErr w:type="gramEnd"/>
                             <w:r>
                               <w:rPr>
                                 <w:rFonts w:ascii="Times New Roman" w:hAnsi="Times New Roman" w:cs="Times New Roman"/>
@@ -817,7 +778,6 @@
                               <w:t>{</w:t>
                             </w:r>
                             <w:proofErr w:type="spellStart"/>
-                            <w:proofErr w:type="gramStart"/>
                             <w:r>
                               <w:rPr>
                                 <w:rFonts w:ascii="Times New Roman" w:hAnsi="Times New Roman" w:cs="Times New Roman"/>
@@ -828,7 +788,6 @@
                               <w:t>d.month</w:t>
                             </w:r>
                             <w:proofErr w:type="spellEnd"/>
-                            <w:proofErr w:type="gramEnd"/>
                             <w:r>
                               <w:rPr>
                                 <w:rFonts w:ascii="Times New Roman" w:hAnsi="Times New Roman" w:cs="Times New Roman"/>
@@ -856,7 +815,6 @@
                               <w:t>{</w:t>
                             </w:r>
                             <w:proofErr w:type="spellStart"/>
-                            <w:proofErr w:type="gramStart"/>
                             <w:r>
                               <w:rPr>
                                 <w:rFonts w:ascii="Times New Roman" w:hAnsi="Times New Roman" w:cs="Times New Roman"/>
@@ -867,7 +825,6 @@
                               <w:t>d.year</w:t>
                             </w:r>
                             <w:proofErr w:type="spellEnd"/>
-                            <w:proofErr w:type="gramEnd"/>
                             <w:r>
                               <w:rPr>
                                 <w:rFonts w:ascii="Times New Roman" w:hAnsi="Times New Roman" w:cs="Times New Roman"/>
@@ -1078,7 +1035,6 @@
                         <w:t>{</w:t>
                       </w:r>
                       <w:proofErr w:type="spellStart"/>
-                      <w:proofErr w:type="gramStart"/>
                       <w:r>
                         <w:rPr>
                           <w:rFonts w:ascii="Times New Roman" w:hAnsi="Times New Roman" w:cs="Times New Roman"/>
@@ -1088,9 +1044,9 @@
                           <w:szCs w:val="24"/>
                           <w:u w:val="single"/>
                         </w:rPr>
-                        <w:t>d.business</w:t>
-                      </w:r>
-                      <w:proofErr w:type="gramEnd"/>
+                        <w:t>d.business_name</w:t>
+                      </w:r>
+                      <w:proofErr w:type="spellEnd"/>
                       <w:r>
                         <w:rPr>
                           <w:rFonts w:ascii="Times New Roman" w:hAnsi="Times New Roman" w:cs="Times New Roman"/>
@@ -1100,14 +1056,49 @@
                           <w:szCs w:val="24"/>
                           <w:u w:val="single"/>
                         </w:rPr>
-                        <w:t>_name</w:t>
+                        <w:t>}</w:t>
+                      </w:r>
+                    </w:p>
+                    <w:p>
+                      <w:pPr>
+                        <w:spacing w:after="0" w:line="360" w:lineRule="auto"/>
+                        <w:rPr>
+                          <w:rFonts w:ascii="Times New Roman" w:hAnsi="Times New Roman" w:cs="Times New Roman"/>
+                          <w:sz w:val="24"/>
+                          <w:szCs w:val="24"/>
+                        </w:rPr>
+                      </w:pPr>
+                      <w:r>
+                        <w:rPr>
+                          <w:rFonts w:ascii="Times New Roman" w:hAnsi="Times New Roman" w:cs="Times New Roman"/>
+                          <w:sz w:val="24"/>
+                          <w:szCs w:val="24"/>
+                        </w:rPr>
+                        <w:t xml:space="preserve">Name of Applicant: </w:t>
+                      </w:r>
+                      <w:r>
+                        <w:rPr>
+                          <w:rFonts w:ascii="Times New Roman" w:hAnsi="Times New Roman" w:cs="Times New Roman"/>
+                          <w:sz w:val="24"/>
+                          <w:szCs w:val="24"/>
+                          <w:u w:val="single"/>
+                        </w:rPr>
+                        <w:t>{</w:t>
+                      </w:r>
+                      <w:proofErr w:type="spellStart"/>
+                      <w:r>
+                        <w:rPr>
+                          <w:rFonts w:ascii="Times New Roman" w:hAnsi="Times New Roman" w:cs="Times New Roman"/>
+                          <w:sz w:val="24"/>
+                          <w:szCs w:val="24"/>
+                          <w:u w:val="single"/>
+                        </w:rPr>
+                        <w:t>d.full_name</w:t>
                       </w:r>
                       <w:proofErr w:type="spellEnd"/>
                       <w:r>
                         <w:rPr>
                           <w:rFonts w:ascii="Times New Roman" w:hAnsi="Times New Roman" w:cs="Times New Roman"/>
-                          <w:b/>
-                          <w:bCs/>
                           <w:sz w:val="24"/>
                           <w:szCs w:val="24"/>
                           <w:u w:val="single"/>
@@ -1130,7 +1121,15 @@
                           <w:sz w:val="24"/>
                           <w:szCs w:val="24"/>
                         </w:rPr>
-                        <w:t xml:space="preserve">Name of Applicant: </w:t>
+                        <w:t>Address</w:t>
+                      </w:r>
+                      <w:r>
+                        <w:rPr>
+                          <w:rFonts w:ascii="Times New Roman" w:hAnsi="Times New Roman" w:cs="Times New Roman"/>
+                          <w:sz w:val="24"/>
+                          <w:szCs w:val="24"/>
+                        </w:rPr>
+                        <w:t xml:space="preserve">: </w:t>
                       </w:r>
                       <w:r>
                         <w:rPr>
@@ -1142,7 +1141,6 @@
                         <w:t>{</w:t>
                       </w:r>
                       <w:proofErr w:type="spellStart"/>
-                      <w:proofErr w:type="gramStart"/>
                       <w:r>
                         <w:rPr>
                           <w:rFonts w:ascii="Times New Roman" w:hAnsi="Times New Roman" w:cs="Times New Roman"/>
@@ -1150,9 +1148,9 @@
                           <w:szCs w:val="24"/>
                           <w:u w:val="single"/>
                         </w:rPr>
-                        <w:t>d.full</w:t>
-                      </w:r>
-                      <w:proofErr w:type="gramEnd"/>
+                        <w:t>d.address</w:t>
+                      </w:r>
+                      <w:proofErr w:type="spellEnd"/>
                       <w:r>
                         <w:rPr>
                           <w:rFonts w:ascii="Times New Roman" w:hAnsi="Times New Roman" w:cs="Times New Roman"/>
@@ -1160,9 +1158,26 @@
                           <w:szCs w:val="24"/>
                           <w:u w:val="single"/>
                         </w:rPr>
-                        <w:t>_name</w:t>
-                      </w:r>
-                      <w:proofErr w:type="spellEnd"/>
+                        <w:t>}</w:t>
+                      </w:r>
+                    </w:p>
+                    <w:p>
+                      <w:pPr>
+                        <w:spacing w:after="0" w:line="360" w:lineRule="auto"/>
+                        <w:rPr>
+                          <w:rFonts w:ascii="Times New Roman" w:hAnsi="Times New Roman" w:cs="Times New Roman"/>
+                          <w:sz w:val="24"/>
+                          <w:szCs w:val="24"/>
+                        </w:rPr>
+                      </w:pPr>
+                      <w:r>
+                        <w:rPr>
+                          <w:rFonts w:ascii="Times New Roman" w:hAnsi="Times New Roman" w:cs="Times New Roman"/>
+                          <w:sz w:val="24"/>
+                          <w:szCs w:val="24"/>
+                        </w:rPr>
+                        <w:t xml:space="preserve">Kind of Business: </w:t>
+                      </w:r>
                       <w:r>
                         <w:rPr>
                           <w:rFonts w:ascii="Times New Roman" w:hAnsi="Times New Roman" w:cs="Times New Roman"/>
@@ -1170,34 +1185,9 @@
                           <w:szCs w:val="24"/>
                           <w:u w:val="single"/>
                         </w:rPr>
-                        <w:t>}</w:t>
-                      </w:r>
-                    </w:p>
-                    <w:p>
-                      <w:pPr>
-                        <w:spacing w:after="0" w:line="360" w:lineRule="auto"/>
-                        <w:rPr>
-                          <w:rFonts w:ascii="Times New Roman" w:hAnsi="Times New Roman" w:cs="Times New Roman"/>
-                          <w:sz w:val="24"/>
-                          <w:szCs w:val="24"/>
-                        </w:rPr>
-                      </w:pPr>
-                      <w:r>
-                        <w:rPr>
-                          <w:rFonts w:ascii="Times New Roman" w:hAnsi="Times New Roman" w:cs="Times New Roman"/>
-                          <w:sz w:val="24"/>
-                          <w:szCs w:val="24"/>
-                        </w:rPr>
-                        <w:t>Address</w:t>
-                      </w:r>
-                      <w:r>
-                        <w:rPr>
-                          <w:rFonts w:ascii="Times New Roman" w:hAnsi="Times New Roman" w:cs="Times New Roman"/>
-                          <w:sz w:val="24"/>
-                          <w:szCs w:val="24"/>
-                        </w:rPr>
-                        <w:t xml:space="preserve">: </w:t>
-                      </w:r>
+                        <w:t>{</w:t>
+                      </w:r>
+                      <w:proofErr w:type="spellStart"/>
                       <w:r>
                         <w:rPr>
                           <w:rFonts w:ascii="Times New Roman" w:hAnsi="Times New Roman" w:cs="Times New Roman"/>
@@ -1205,77 +1195,7 @@
                           <w:szCs w:val="24"/>
                           <w:u w:val="single"/>
                         </w:rPr>
-                        <w:t>{</w:t>
-                      </w:r>
-                      <w:proofErr w:type="spellStart"/>
-                      <w:proofErr w:type="gramStart"/>
-                      <w:r>
-                        <w:rPr>
-                          <w:rFonts w:ascii="Times New Roman" w:hAnsi="Times New Roman" w:cs="Times New Roman"/>
-                          <w:sz w:val="24"/>
-                          <w:szCs w:val="24"/>
-                          <w:u w:val="single"/>
-                        </w:rPr>
-                        <w:t>d.address</w:t>
-                      </w:r>
-                      <w:proofErr w:type="spellEnd"/>
-                      <w:proofErr w:type="gramEnd"/>
-                      <w:r>
-                        <w:rPr>
-                          <w:rFonts w:ascii="Times New Roman" w:hAnsi="Times New Roman" w:cs="Times New Roman"/>
-                          <w:sz w:val="24"/>
-                          <w:szCs w:val="24"/>
-                          <w:u w:val="single"/>
-                        </w:rPr>
-                        <w:t>}</w:t>
-                      </w:r>
-                    </w:p>
-                    <w:p>
-                      <w:pPr>
-                        <w:spacing w:after="0" w:line="360" w:lineRule="auto"/>
-                        <w:rPr>
-                          <w:rFonts w:ascii="Times New Roman" w:hAnsi="Times New Roman" w:cs="Times New Roman"/>
-                          <w:sz w:val="24"/>
-                          <w:szCs w:val="24"/>
-                        </w:rPr>
-                      </w:pPr>
-                      <w:r>
-                        <w:rPr>
-                          <w:rFonts w:ascii="Times New Roman" w:hAnsi="Times New Roman" w:cs="Times New Roman"/>
-                          <w:sz w:val="24"/>
-                          <w:szCs w:val="24"/>
-                        </w:rPr>
-                        <w:t xml:space="preserve">Kind of Business: </w:t>
-                      </w:r>
-                      <w:r>
-                        <w:rPr>
-                          <w:rFonts w:ascii="Times New Roman" w:hAnsi="Times New Roman" w:cs="Times New Roman"/>
-                          <w:sz w:val="24"/>
-                          <w:szCs w:val="24"/>
-                          <w:u w:val="single"/>
-                        </w:rPr>
-                        <w:t>{</w:t>
-                      </w:r>
-                      <w:proofErr w:type="spellStart"/>
-                      <w:proofErr w:type="gramStart"/>
-                      <w:r>
-                        <w:rPr>
-                          <w:rFonts w:ascii="Times New Roman" w:hAnsi="Times New Roman" w:cs="Times New Roman"/>
-                          <w:sz w:val="24"/>
-                          <w:szCs w:val="24"/>
-                          <w:u w:val="single"/>
-                        </w:rPr>
-                        <w:t>d.business</w:t>
-                      </w:r>
-                      <w:proofErr w:type="gramEnd"/>
-                      <w:r>
-                        <w:rPr>
-                          <w:rFonts w:ascii="Times New Roman" w:hAnsi="Times New Roman" w:cs="Times New Roman"/>
-                          <w:sz w:val="24"/>
-                          <w:szCs w:val="24"/>
-                          <w:u w:val="single"/>
-                        </w:rPr>
-                        <w:t>_kind</w:t>
+                        <w:t>d.business_kind</w:t>
                       </w:r>
                       <w:proofErr w:type="spellEnd"/>
                       <w:r>
@@ -1418,7 +1338,6 @@
                         <w:t>{</w:t>
                       </w:r>
                       <w:proofErr w:type="spellStart"/>
-                      <w:proofErr w:type="gramStart"/>
                       <w:r>
                         <w:rPr>
                           <w:rFonts w:ascii="Times New Roman" w:hAnsi="Times New Roman" w:cs="Times New Roman"/>
@@ -1429,7 +1348,6 @@
                         <w:t>d.year</w:t>
                       </w:r>
                       <w:proofErr w:type="spellEnd"/>
-                      <w:proofErr w:type="gramEnd"/>
                       <w:r>
                         <w:rPr>
                           <w:rFonts w:ascii="Times New Roman" w:hAnsi="Times New Roman" w:cs="Times New Roman"/>
@@ -1559,7 +1477,6 @@
                         <w:t>{</w:t>
                       </w:r>
                       <w:proofErr w:type="spellStart"/>
-                      <w:proofErr w:type="gramStart"/>
                       <w:r>
                         <w:rPr>
                           <w:rFonts w:ascii="Times New Roman" w:hAnsi="Times New Roman" w:cs="Times New Roman"/>
@@ -1570,7 +1487,6 @@
                         <w:t>d.month</w:t>
                       </w:r>
                       <w:proofErr w:type="spellEnd"/>
-                      <w:proofErr w:type="gramEnd"/>
                       <w:r>
                         <w:rPr>
                           <w:rFonts w:ascii="Times New Roman" w:hAnsi="Times New Roman" w:cs="Times New Roman"/>
@@ -1598,7 +1514,6 @@
                         <w:t>{</w:t>
                       </w:r>
                       <w:proofErr w:type="spellStart"/>
-                      <w:proofErr w:type="gramStart"/>
                       <w:r>
                         <w:rPr>
                           <w:rFonts w:ascii="Times New Roman" w:hAnsi="Times New Roman" w:cs="Times New Roman"/>
@@ -1609,7 +1524,6 @@
                         <w:t>d.year</w:t>
                       </w:r>
                       <w:proofErr w:type="spellEnd"/>
-                      <w:proofErr w:type="gramEnd"/>
                       <w:r>
                         <w:rPr>
                           <w:rFonts w:ascii="Times New Roman" w:hAnsi="Times New Roman" w:cs="Times New Roman"/>
@@ -1776,7 +1690,6 @@
                               <w:t>{</w:t>
                             </w:r>
                             <w:proofErr w:type="spellStart"/>
-                            <w:proofErr w:type="gramStart"/>
                             <w:r>
                               <w:rPr>
                                 <w:rFonts w:ascii="Times New Roman" w:hAnsi="Times New Roman" w:cs="Times New Roman"/>
@@ -1784,17 +1697,7 @@
                                 <w:szCs w:val="24"/>
                                 <w:u w:val="single"/>
                               </w:rPr>
-                              <w:t>d.full</w:t>
-                            </w:r>
-                            <w:proofErr w:type="gramEnd"/>
-                            <w:r>
-                              <w:rPr>
-                                <w:rFonts w:ascii="Times New Roman" w:hAnsi="Times New Roman" w:cs="Times New Roman"/>
-                                <w:sz w:val="24"/>
-                                <w:szCs w:val="24"/>
-                                <w:u w:val="single"/>
-                              </w:rPr>
-                              <w:t>_name</w:t>
+                              <w:t>d.full_name</w:t>
                             </w:r>
                             <w:proofErr w:type="spellEnd"/>
                             <w:r>
@@ -3470,35 +3373,17 @@
           <w:szCs w:val="38"/>
         </w:rPr>
         <w:drawing>
-          <wp:anchor distT="0" distB="0" distL="114300" distR="114300" simplePos="0" relativeHeight="251663360" behindDoc="0" locked="0" layoutInCell="1" allowOverlap="1" wp14:anchorId="29023007" wp14:editId="1C132AE9">
+          <wp:anchor distT="0" distB="0" distL="114300" distR="114300" simplePos="0" relativeHeight="251663360" behindDoc="0" locked="0" layoutInCell="1" allowOverlap="1" wp14:anchorId="29023007" wp14:editId="19C6C0BC">
             <wp:simplePos x="0" y="0"/>
             <wp:positionH relativeFrom="page">
-              <wp:posOffset>5902036</wp:posOffset>
+              <wp:posOffset>5905500</wp:posOffset>
             </wp:positionH>
             <wp:positionV relativeFrom="page">
-              <wp:posOffset>7718961</wp:posOffset>
+              <wp:posOffset>7715250</wp:posOffset>
             </wp:positionV>
             <wp:extent cx="1595120" cy="1272540"/>
             <wp:effectExtent l="0" t="0" r="0" b="3810"/>
-            <wp:wrapThrough wrapText="bothSides">
-              <wp:wrapPolygon edited="0">
-                <wp:start x="11024" y="21277"/>
-                <wp:lineTo x="12571" y="19660"/>
-                <wp:lineTo x="13603" y="17720"/>
-                <wp:lineTo x="13603" y="15456"/>
-                <wp:lineTo x="18246" y="10283"/>
-                <wp:lineTo x="19794" y="3169"/>
-                <wp:lineTo x="20310" y="259"/>
-                <wp:lineTo x="963" y="259"/>
-                <wp:lineTo x="705" y="259"/>
-                <wp:lineTo x="3285" y="10283"/>
-                <wp:lineTo x="7154" y="15456"/>
-                <wp:lineTo x="6896" y="17073"/>
-                <wp:lineTo x="8186" y="19983"/>
-                <wp:lineTo x="9476" y="21277"/>
-                <wp:lineTo x="11024" y="21277"/>
-              </wp:wrapPolygon>
-            </wp:wrapThrough>
+            <wp:wrapNone/>
             <wp:docPr id="542692796" name="Picture 39"/>
             <wp:cNvGraphicFramePr>
               <a:graphicFrameLocks xmlns:a="http://schemas.openxmlformats.org/drawingml/2006/main" noChangeAspect="1"/>
